--- a/PREREQUISITES.docx
+++ b/PREREQUISITES.docx
@@ -1020,42 +1020,27 @@
       </w:r>
     </w:p>
     <w:p>
-      <w:pPr>
-        <w:pStyle w:val="ListNumber"/>
-      </w:pPr>
-      <w:r>
-        <w:t xml:space="preserve">Download </w:t>
-      </w:r>
       <w:r>
         <w:rPr>
           <w:b/>
         </w:rPr>
-        <w:t>`models.zip`</w:t>
-      </w:r>
-      <w:r>
-        <w:t xml:space="preserve"> (about 2.4 GB) from the link your instructor sent</w:t>
+        <w:t>Download `models.zip`</w:t>
+      </w:r>
+      <w:r>
+        <w:t xml:space="preserve"> (about 2.4 GB) from the link your instructor sent.</w:t>
       </w:r>
     </w:p>
     <w:p>
       <w:pPr>
-        <w:pStyle w:val="ListNumber"/>
-      </w:pPr>
-      <w:r>
-        <w:t xml:space="preserve">Extract it </w:t>
-      </w:r>
-      <w:r>
-        <w:rPr>
-          <w:b/>
-        </w:rPr>
-        <w:t>into the project folder</w:t>
+        <w:pStyle w:val="Heading3"/>
+      </w:pPr>
+      <w:r>
+        <w:t>⚠️ Extract it carefully — this is where most people go wrong</w:t>
       </w:r>
     </w:p>
     <w:p>
-      <w:pPr>
-        <w:pStyle w:val="ListNumber"/>
-      </w:pPr>
-      <w:r>
-        <w:t xml:space="preserve">You should end up with </w:t>
+      <w:r>
+        <w:t xml:space="preserve">The zip already contains a folder called </w:t>
       </w:r>
       <w:r>
         <w:rPr>
@@ -1063,7 +1048,314 @@
           <w:color w:val="115522"/>
           <w:sz w:val="20"/>
         </w:rPr>
-        <w:t>C:\SLM-WORKSHOP\models\</w:t>
+        <w:t>models</w:t>
+      </w:r>
+      <w:r>
+        <w:t xml:space="preserve">. If you right-click and use </w:t>
+      </w:r>
+      <w:r>
+        <w:rPr>
+          <w:b/>
+        </w:rPr>
+        <w:t>Extract All</w:t>
+      </w:r>
+      <w:r>
+        <w:t xml:space="preserve">, Windows suggests a destination folder *also* called </w:t>
+      </w:r>
+      <w:r>
+        <w:rPr>
+          <w:rFonts w:ascii="Consolas" w:hAnsi="Consolas"/>
+          <w:color w:val="115522"/>
+          <w:sz w:val="20"/>
+        </w:rPr>
+        <w:t>models</w:t>
+      </w:r>
+      <w:r>
+        <w:t xml:space="preserve"> — and you end up with </w:t>
+      </w:r>
+      <w:r>
+        <w:rPr>
+          <w:rFonts w:ascii="Consolas" w:hAnsi="Consolas"/>
+          <w:color w:val="115522"/>
+          <w:sz w:val="20"/>
+        </w:rPr>
+        <w:t>models\models\</w:t>
+      </w:r>
+      <w:r>
+        <w:t>, which does not work.</w:t>
+      </w:r>
+    </w:p>
+    <w:p>
+      <w:r>
+        <w:rPr>
+          <w:b/>
+        </w:rPr>
+        <w:t>This is what you want:</w:t>
+      </w:r>
+    </w:p>
+    <w:p>
+      <w:pPr>
+        <w:pStyle w:val="CodeBlock"/>
+        <w:spacing w:after="0" w:before="0"/>
+        <w:ind w:left="432"/>
+      </w:pPr>
+      <w:r>
+        <w:rPr>
+          <w:color w:val="115522"/>
+        </w:rPr>
+        <w:t>C:\SLM-WORKSHOP\</w:t>
+      </w:r>
+    </w:p>
+    <w:p>
+      <w:pPr>
+        <w:pStyle w:val="CodeBlock"/>
+        <w:spacing w:after="0" w:before="0"/>
+        <w:ind w:left="432"/>
+      </w:pPr>
+      <w:r>
+        <w:rPr>
+          <w:color w:val="115522"/>
+        </w:rPr>
+        <w:t>├── config.py</w:t>
+      </w:r>
+    </w:p>
+    <w:p>
+      <w:pPr>
+        <w:pStyle w:val="CodeBlock"/>
+        <w:spacing w:after="0" w:before="0"/>
+        <w:ind w:left="432"/>
+      </w:pPr>
+      <w:r>
+        <w:rPr>
+          <w:color w:val="115522"/>
+        </w:rPr>
+        <w:t>├── requirements.txt</w:t>
+      </w:r>
+    </w:p>
+    <w:p>
+      <w:pPr>
+        <w:pStyle w:val="CodeBlock"/>
+        <w:spacing w:after="0" w:before="0"/>
+        <w:ind w:left="432"/>
+      </w:pPr>
+      <w:r>
+        <w:rPr>
+          <w:color w:val="115522"/>
+        </w:rPr>
+        <w:t>├── models\              &lt;-- the extracted folder</w:t>
+      </w:r>
+    </w:p>
+    <w:p>
+      <w:pPr>
+        <w:pStyle w:val="CodeBlock"/>
+        <w:spacing w:after="0" w:before="0"/>
+        <w:ind w:left="432"/>
+      </w:pPr>
+      <w:r>
+        <w:rPr>
+          <w:color w:val="115522"/>
+        </w:rPr>
+        <w:t>│   ├── it\</w:t>
+      </w:r>
+    </w:p>
+    <w:p>
+      <w:pPr>
+        <w:pStyle w:val="CodeBlock"/>
+        <w:spacing w:after="0" w:before="0"/>
+        <w:ind w:left="432"/>
+      </w:pPr>
+      <w:r>
+        <w:rPr>
+          <w:color w:val="115522"/>
+        </w:rPr>
+        <w:t>│   ├── embedder\</w:t>
+      </w:r>
+    </w:p>
+    <w:p>
+      <w:pPr>
+        <w:pStyle w:val="CodeBlock"/>
+        <w:spacing w:after="0" w:before="0"/>
+        <w:ind w:left="432"/>
+      </w:pPr>
+      <w:r>
+        <w:rPr>
+          <w:color w:val="115522"/>
+        </w:rPr>
+        <w:t>│   ├── adapter_20260905_143045\</w:t>
+      </w:r>
+    </w:p>
+    <w:p>
+      <w:pPr>
+        <w:pStyle w:val="CodeBlock"/>
+        <w:spacing w:after="0" w:before="0"/>
+        <w:ind w:left="432"/>
+      </w:pPr>
+      <w:r>
+        <w:rPr>
+          <w:color w:val="115522"/>
+        </w:rPr>
+        <w:t>│   └── gguf\</w:t>
+      </w:r>
+    </w:p>
+    <w:p>
+      <w:pPr>
+        <w:pStyle w:val="CodeBlock"/>
+        <w:spacing w:after="0" w:before="0"/>
+        <w:ind w:left="432"/>
+      </w:pPr>
+      <w:r>
+        <w:rPr>
+          <w:color w:val="115522"/>
+        </w:rPr>
+        <w:t>└── tests\</w:t>
+      </w:r>
+    </w:p>
+    <w:p/>
+    <w:p>
+      <w:r>
+        <w:rPr>
+          <w:b/>
+        </w:rPr>
+        <w:t>This is the mistake to avoid:</w:t>
+      </w:r>
+    </w:p>
+    <w:p>
+      <w:pPr>
+        <w:pStyle w:val="CodeBlock"/>
+        <w:spacing w:after="0" w:before="0"/>
+        <w:ind w:left="432"/>
+      </w:pPr>
+      <w:r>
+        <w:rPr>
+          <w:color w:val="115522"/>
+        </w:rPr>
+        <w:t>C:\SLM-WORKSHOP\</w:t>
+      </w:r>
+    </w:p>
+    <w:p>
+      <w:pPr>
+        <w:pStyle w:val="CodeBlock"/>
+        <w:spacing w:after="0" w:before="0"/>
+        <w:ind w:left="432"/>
+      </w:pPr>
+      <w:r>
+        <w:rPr>
+          <w:color w:val="115522"/>
+        </w:rPr>
+        <w:t>└── models\</w:t>
+      </w:r>
+    </w:p>
+    <w:p>
+      <w:pPr>
+        <w:pStyle w:val="CodeBlock"/>
+        <w:spacing w:after="0" w:before="0"/>
+        <w:ind w:left="432"/>
+      </w:pPr>
+      <w:r>
+        <w:rPr>
+          <w:color w:val="115522"/>
+        </w:rPr>
+        <w:t xml:space="preserve">    └── models\          &lt;-- WRONG: one folder too deep</w:t>
+      </w:r>
+    </w:p>
+    <w:p>
+      <w:pPr>
+        <w:pStyle w:val="CodeBlock"/>
+        <w:spacing w:after="0" w:before="0"/>
+        <w:ind w:left="432"/>
+      </w:pPr>
+      <w:r>
+        <w:rPr>
+          <w:color w:val="115522"/>
+        </w:rPr>
+        <w:t xml:space="preserve">        ├── it\</w:t>
+      </w:r>
+    </w:p>
+    <w:p>
+      <w:pPr>
+        <w:pStyle w:val="CodeBlock"/>
+        <w:spacing w:after="0" w:before="0"/>
+        <w:ind w:left="432"/>
+      </w:pPr>
+      <w:r>
+        <w:rPr>
+          <w:color w:val="115522"/>
+        </w:rPr>
+        <w:t xml:space="preserve">        └── ...</w:t>
+      </w:r>
+    </w:p>
+    <w:p/>
+    <w:p>
+      <w:pPr>
+        <w:pStyle w:val="Heading3"/>
+      </w:pPr>
+      <w:r>
+        <w:t>The safe way — copy and paste this</w:t>
+      </w:r>
+    </w:p>
+    <w:p>
+      <w:pPr>
+        <w:pStyle w:val="CodeBlock"/>
+        <w:spacing w:after="0" w:before="0"/>
+        <w:ind w:left="432"/>
+      </w:pPr>
+      <w:r>
+        <w:rPr>
+          <w:color w:val="115522"/>
+        </w:rPr>
+        <w:t>cd C:\SLM-WORKSHOP</w:t>
+      </w:r>
+    </w:p>
+    <w:p>
+      <w:pPr>
+        <w:pStyle w:val="CodeBlock"/>
+        <w:spacing w:after="0" w:before="0"/>
+        <w:ind w:left="432"/>
+      </w:pPr>
+      <w:r>
+        <w:rPr>
+          <w:color w:val="115522"/>
+        </w:rPr>
+        <w:t>Expand-Archive -Path "$env:USERPROFILE\Downloads\models.zip" -DestinationPath . -Force</w:t>
+      </w:r>
+    </w:p>
+    <w:p/>
+    <w:p>
+      <w:r>
+        <w:t xml:space="preserve">The </w:t>
+      </w:r>
+      <w:r>
+        <w:rPr>
+          <w:rFonts w:ascii="Consolas" w:hAnsi="Consolas"/>
+          <w:color w:val="115522"/>
+          <w:sz w:val="20"/>
+        </w:rPr>
+        <w:t>-DestinationPath .</w:t>
+      </w:r>
+      <w:r>
+        <w:t xml:space="preserve"> means *"into the current folder"*. Because the zip already carries its own </w:t>
+      </w:r>
+      <w:r>
+        <w:rPr>
+          <w:rFonts w:ascii="Consolas" w:hAnsi="Consolas"/>
+          <w:color w:val="115522"/>
+          <w:sz w:val="20"/>
+        </w:rPr>
+        <w:t>models</w:t>
+      </w:r>
+      <w:r>
+        <w:t xml:space="preserve"> folder, this lands it in exactly the right place. Adjust the path if your download went somewhere other than </w:t>
+      </w:r>
+      <w:r>
+        <w:rPr>
+          <w:rFonts w:ascii="Consolas" w:hAnsi="Consolas"/>
+          <w:color w:val="115522"/>
+          <w:sz w:val="20"/>
+        </w:rPr>
+        <w:t>Downloads</w:t>
+      </w:r>
+      <w:r>
+        <w:t>.</w:t>
       </w:r>
     </w:p>
     <w:p>
@@ -1140,6 +1432,62 @@
         <w:t>gguf</w:t>
       </w:r>
     </w:p>
+    <w:p>
+      <w:r>
+        <w:t xml:space="preserve">If instead you see a single item called </w:t>
+      </w:r>
+      <w:r>
+        <w:rPr>
+          <w:rFonts w:ascii="Consolas" w:hAnsi="Consolas"/>
+          <w:color w:val="115522"/>
+          <w:sz w:val="20"/>
+        </w:rPr>
+        <w:t>models</w:t>
+      </w:r>
+      <w:r>
+        <w:t>, you have the double-folder problem. Fix it with:</w:t>
+      </w:r>
+    </w:p>
+    <w:p>
+      <w:pPr>
+        <w:pStyle w:val="CodeBlock"/>
+        <w:spacing w:after="0" w:before="0"/>
+        <w:ind w:left="432"/>
+      </w:pPr>
+      <w:r>
+        <w:rPr>
+          <w:color w:val="115522"/>
+        </w:rPr>
+        <w:t>cd C:\SLM-WORKSHOP</w:t>
+      </w:r>
+    </w:p>
+    <w:p>
+      <w:pPr>
+        <w:pStyle w:val="CodeBlock"/>
+        <w:spacing w:after="0" w:before="0"/>
+        <w:ind w:left="432"/>
+      </w:pPr>
+      <w:r>
+        <w:rPr>
+          <w:color w:val="115522"/>
+        </w:rPr>
+        <w:t>Move-Item models\models\* models\ -Force</w:t>
+      </w:r>
+    </w:p>
+    <w:p>
+      <w:pPr>
+        <w:pStyle w:val="CodeBlock"/>
+        <w:spacing w:after="0" w:before="0"/>
+        <w:ind w:left="432"/>
+      </w:pPr>
+      <w:r>
+        <w:rPr>
+          <w:color w:val="115522"/>
+        </w:rPr>
+        <w:t>Remove-Item models\models</w:t>
+      </w:r>
+    </w:p>
+    <w:p/>
     <w:p>
       <w:pPr>
         <w:ind w:left="576"/>
